--- a/Finance Policies & Procedures/Contract Templates/Contract Templates - Home Office/Consultant Agreement/Consultant Agreement 2022-09 - English.docx
+++ b/Finance Policies & Procedures/Contract Templates/Contract Templates - Home Office/Consultant Agreement/Consultant Agreement 2022-09 - English.docx
@@ -23453,7 +23453,7 @@
 </file>
 
 <file path=word/theme/theme1.xml><?xml version="1.0" encoding="utf-8"?>
-<a:theme xmlns:a="http://schemas.openxmlformats.org/drawingml/2006/main" name="Office Theme">
+<a:theme xmlns:a="http://schemas.openxmlformats.org/drawingml/2006/main" xmlns:thm15="http://schemas.microsoft.com/office/thememl/2012/main" name="Office Theme">
   <a:themeElements>
     <a:clrScheme name="Office">
       <a:dk1>
@@ -23768,8 +23768,8 @@
 </file>
 
 <file path=customXml/item3.xml><?xml version="1.0" encoding="utf-8"?>
-<ct:contentTypeSchema xmlns:ct="http://schemas.microsoft.com/office/2006/metadata/contentType" xmlns:ma="http://schemas.microsoft.com/office/2006/metadata/properties/metaAttributes" ct:_="" ma:_="" ma:contentTypeName="Documento" ma:contentTypeID="0x0101003206C8355D678A459F2EF8957171B231" ma:contentTypeVersion="18" ma:contentTypeDescription="Crear nuevo documento." ma:contentTypeScope="" ma:versionID="d57cbf8bb45c5289c7e473ed1a37fbd9">
-  <xsd:schema xmlns:xsd="http://www.w3.org/2001/XMLSchema" xmlns:xs="http://www.w3.org/2001/XMLSchema" xmlns:p="http://schemas.microsoft.com/office/2006/metadata/properties" xmlns:ns2="f2466082-b6bf-4153-98c3-3c41e85fda18" xmlns:ns3="dc808d36-874f-4b27-aec2-2fd649817929" targetNamespace="http://schemas.microsoft.com/office/2006/metadata/properties" ma:root="true" ma:fieldsID="26ec42693e457ba148cfdd4b23c931cd" ns2:_="" ns3:_="">
+<ct:contentTypeSchema xmlns:ct="http://schemas.microsoft.com/office/2006/metadata/contentType" xmlns:ma="http://schemas.microsoft.com/office/2006/metadata/properties/metaAttributes" ct:_="" ma:_="" ma:contentTypeName="Document" ma:contentTypeID="0x0101003206C8355D678A459F2EF8957171B231" ma:contentTypeVersion="19" ma:contentTypeDescription="Create a new document." ma:contentTypeScope="" ma:versionID="a5577d833b9f28dcc6be37a04859b9a8">
+  <xsd:schema xmlns:xsd="http://www.w3.org/2001/XMLSchema" xmlns:xs="http://www.w3.org/2001/XMLSchema" xmlns:p="http://schemas.microsoft.com/office/2006/metadata/properties" xmlns:ns2="f2466082-b6bf-4153-98c3-3c41e85fda18" xmlns:ns3="dc808d36-874f-4b27-aec2-2fd649817929" targetNamespace="http://schemas.microsoft.com/office/2006/metadata/properties" ma:root="true" ma:fieldsID="ae50cb7862d574a2d96b6910b4abdc85" ns2:_="" ns3:_="">
     <xsd:import namespace="f2466082-b6bf-4153-98c3-3c41e85fda18"/>
     <xsd:import namespace="dc808d36-874f-4b27-aec2-2fd649817929"/>
     <xsd:element name="properties">
@@ -23795,6 +23795,7 @@
                 <xsd:element ref="ns3:TaxCatchAll" minOccurs="0"/>
                 <xsd:element ref="ns2:MediaServiceSearchProperties" minOccurs="0"/>
                 <xsd:element ref="ns2:MediaServiceObjectDetectorVersions" minOccurs="0"/>
+                <xsd:element ref="ns2:MediaServiceBillingMetadata" minOccurs="0"/>
               </xsd:all>
             </xsd:complexType>
           </xsd:element>
@@ -23864,7 +23865,7 @@
         <xsd:restriction base="dms:Text"/>
       </xsd:simpleType>
     </xsd:element>
-    <xsd:element name="lcf76f155ced4ddcb4097134ff3c332f" ma:index="22" nillable="true" ma:taxonomy="true" ma:internalName="lcf76f155ced4ddcb4097134ff3c332f" ma:taxonomyFieldName="MediaServiceImageTags" ma:displayName="Etiquetas de imagen" ma:readOnly="false" ma:fieldId="{5cf76f15-5ced-4ddc-b409-7134ff3c332f}" ma:taxonomyMulti="true" ma:sspId="21e634b9-0c0d-402e-b683-49cec2011975" ma:termSetId="09814cd3-568e-fe90-9814-8d621ff8fb84" ma:anchorId="fba54fb3-c3e1-fe81-a776-ca4b69148c4d" ma:open="true" ma:isKeyword="false">
+    <xsd:element name="lcf76f155ced4ddcb4097134ff3c332f" ma:index="22" nillable="true" ma:taxonomy="true" ma:internalName="lcf76f155ced4ddcb4097134ff3c332f" ma:taxonomyFieldName="MediaServiceImageTags" ma:displayName="Image Tags" ma:readOnly="false" ma:fieldId="{5cf76f15-5ced-4ddc-b409-7134ff3c332f}" ma:taxonomyMulti="true" ma:sspId="21e634b9-0c0d-402e-b683-49cec2011975" ma:termSetId="09814cd3-568e-fe90-9814-8d621ff8fb84" ma:anchorId="fba54fb3-c3e1-fe81-a776-ca4b69148c4d" ma:open="true" ma:isKeyword="false">
       <xsd:complexType>
         <xsd:sequence>
           <xsd:element ref="pc:Terms" minOccurs="0" maxOccurs="1"/>
@@ -23881,11 +23882,16 @@
         <xsd:restriction base="dms:Text"/>
       </xsd:simpleType>
     </xsd:element>
+    <xsd:element name="MediaServiceBillingMetadata" ma:index="26" nillable="true" ma:displayName="MediaServiceBillingMetadata" ma:hidden="true" ma:internalName="MediaServiceBillingMetadata" ma:readOnly="true">
+      <xsd:simpleType>
+        <xsd:restriction base="dms:Note"/>
+      </xsd:simpleType>
+    </xsd:element>
   </xsd:schema>
   <xsd:schema xmlns:xsd="http://www.w3.org/2001/XMLSchema" xmlns:xs="http://www.w3.org/2001/XMLSchema" xmlns:dms="http://schemas.microsoft.com/office/2006/documentManagement/types" xmlns:pc="http://schemas.microsoft.com/office/infopath/2007/PartnerControls" targetNamespace="dc808d36-874f-4b27-aec2-2fd649817929" elementFormDefault="qualified">
     <xsd:import namespace="http://schemas.microsoft.com/office/2006/documentManagement/types"/>
     <xsd:import namespace="http://schemas.microsoft.com/office/infopath/2007/PartnerControls"/>
-    <xsd:element name="SharedWithUsers" ma:index="17" nillable="true" ma:displayName="Compartido con" ma:internalName="SharedWithUsers" ma:readOnly="true">
+    <xsd:element name="SharedWithUsers" ma:index="17" nillable="true" ma:displayName="Shared With" ma:internalName="SharedWithUsers" ma:readOnly="true">
       <xsd:complexType>
         <xsd:complexContent>
           <xsd:extension base="dms:UserMulti">
@@ -23904,7 +23910,7 @@
         </xsd:complexContent>
       </xsd:complexType>
     </xsd:element>
-    <xsd:element name="SharedWithDetails" ma:index="18" nillable="true" ma:displayName="Detalles de uso compartido" ma:internalName="SharedWithDetails" ma:readOnly="true">
+    <xsd:element name="SharedWithDetails" ma:index="18" nillable="true" ma:displayName="Shared With Details" ma:internalName="SharedWithDetails" ma:readOnly="true">
       <xsd:simpleType>
         <xsd:restriction base="dms:Note">
           <xsd:maxLength value="255"/>
@@ -23932,8 +23938,8 @@
         <xsd:element ref="dc:creator" minOccurs="0" maxOccurs="1"/>
         <xsd:element ref="dcterms:created" minOccurs="0" maxOccurs="1"/>
         <xsd:element ref="dc:identifier" minOccurs="0" maxOccurs="1"/>
-        <xsd:element name="contentType" minOccurs="0" maxOccurs="1" type="xsd:string" ma:index="0" ma:displayName="Tipo de contenido"/>
-        <xsd:element ref="dc:title" minOccurs="0" maxOccurs="1" ma:index="4" ma:displayName="Título"/>
+        <xsd:element name="contentType" minOccurs="0" maxOccurs="1" type="xsd:string" ma:index="0" ma:displayName="Content Type"/>
+        <xsd:element ref="dc:title" minOccurs="0" maxOccurs="1" ma:index="4" ma:displayName="Title"/>
         <xsd:element ref="dc:subject" minOccurs="0" maxOccurs="1"/>
         <xsd:element ref="dc:description" minOccurs="0" maxOccurs="1"/>
         <xsd:element name="keywords" minOccurs="0" maxOccurs="1" type="xsd:string"/>
@@ -24043,5 +24049,5 @@
 </file>
 
 <file path=customXml/itemProps3.xml><?xml version="1.0" encoding="utf-8"?>
-<ds:datastoreItem xmlns:ds="http://schemas.openxmlformats.org/officeDocument/2006/customXml" ds:itemID="{1FD6EF89-75AE-43B7-9567-B56033A45F28}"/>
+<ds:datastoreItem xmlns:ds="http://schemas.openxmlformats.org/officeDocument/2006/customXml" ds:itemID="{7F77C624-47A0-496D-96B9-E5B702C88888}"/>
 </file>